--- a/press/downloads/en/BiSi_FounderStory_EN.docx
+++ b/press/downloads/en/BiSi_FounderStory_EN.docx
@@ -42,7 +42,7 @@
     </w:p>
     <w:p>
       <w:r>
-        <w:t>In about a month, those evenings turn into BiSi: Buzz it, Say it, Martin’s first app and a small dream come true. An app that deliberately collects no data: “With us, the people at the table vote, not an AI model. People and fun come first.”</w:t>
+        <w:t>In about a month, those evenings turn into BiSi: Buzz it, Say it, Martin's first app and a small dream come true. His second app follows: PantoMeGo, a charades app for families and children. Both stand for the same belief: the phone stays in the background – the fun belongs to the people at the table.</w:t>
       </w:r>
     </w:p>
     <w:p>
@@ -193,7 +193,7 @@
     </w:p>
     <w:p>
       <w:r>
-        <w:t>In Belgium, the kids showed how much even the youngest love to buzz. So the next idea is already here: a version with symbols instead of letters, for everyone who can’t read yet. So that even more people come together around one table, and the phone is simply the buzzer.</w:t>
+        <w:t>In Belgium, the kids showed how much even the youngest love to buzz. That was the spark for Martin’s second app: PantoMeGo, a charades app for families and children on iPhone and iPad. Three difficulty levels from Bambini to Pros, five categories, four languages – and the same philosophy: the phone shows the word, the game is played with your body, your expressions and real togetherness. More at pantomego.app.</w:t>
       </w:r>
     </w:p>
     <w:p>
